--- a/word_reports/LP_0197_위치_237_Judy Collins_Running for .docx
+++ b/word_reports/LP_0197_위치_237_Judy Collins_Running for .docx
@@ -4,7 +4,7 @@
   <w:body>
     <w:p>
       <w:pPr>
-        <w:spacing w:after="280"/>
+        <w:spacing w:after="80"/>
       </w:pPr>
       <w:r>
         <w:rPr w:rFonts="맑은 고딕">
@@ -13,94 +13,47 @@
           <w:color w:val="1E3A8A"/>
           <w:sz w:val="30"/>
         </w:rPr>
-        <w:t>[237] Judy Collins - Running for My Life</w:t>
+        <w:t>Judy Collins (주디 콜린스) - Running for My Life</w:t>
       </w:r>
     </w:p>
     <w:p>
       <w:pPr>
-        <w:spacing w:after="320"/>
+        <w:spacing w:after="240"/>
       </w:pPr>
       <w:r>
         <w:rPr w:rFonts="맑은 고딕">
           <w:rFonts w:ascii="맑은 고딕" w:hAnsi="맑은 고딕" w:eastAsia="맑은 고딕"/>
           <w:b/>
-          <w:sz w:val="20"/>
+          <w:color w:val="4B5563"/>
+          <w:sz w:val="22"/>
         </w:rPr>
-        <w:t>■ 위치 : 237</w:t>
-        <w:br/>
-      </w:r>
-      <w:r>
-        <w:rPr w:rFonts="맑은 고딕">
-          <w:rFonts w:ascii="맑은 고딕" w:hAnsi="맑은 고딕" w:eastAsia="맑은 고딕"/>
-          <w:b/>
-          <w:sz w:val="20"/>
-        </w:rPr>
-        <w:t>■ 아티스트 : Judy Collins</w:t>
-        <w:br/>
-      </w:r>
-      <w:r>
-        <w:rPr w:rFonts="맑은 고딕">
-          <w:rFonts w:ascii="맑은 고딕" w:hAnsi="맑은 고딕" w:eastAsia="맑은 고딕"/>
-          <w:b/>
-          <w:sz w:val="20"/>
-        </w:rPr>
-        <w:t>■ 앨범명 : Running for My Life</w:t>
-        <w:br/>
-      </w:r>
-      <w:r>
-        <w:rPr w:rFonts="맑은 고딕">
-          <w:rFonts w:ascii="맑은 고딕" w:hAnsi="맑은 고딕" w:eastAsia="맑은 고딕"/>
-          <w:b w:val="0"/>
-          <w:sz w:val="20"/>
-        </w:rPr>
-        <w:t>■ 음반 레이블 : Elektra</w:t>
-        <w:br/>
-      </w:r>
-      <w:r>
-        <w:rPr w:rFonts="맑은 고딕">
-          <w:rFonts w:ascii="맑은 고딕" w:hAnsi="맑은 고딕" w:eastAsia="맑은 고딕"/>
-          <w:b w:val="0"/>
-          <w:sz w:val="20"/>
-        </w:rPr>
-        <w:t>■ 발매년도 : 1980</w:t>
-        <w:br/>
-      </w:r>
-      <w:r>
-        <w:rPr w:rFonts="맑은 고딕">
-          <w:rFonts w:ascii="맑은 고딕" w:hAnsi="맑은 고딕" w:eastAsia="맑은 고딕"/>
-          <w:b w:val="0"/>
-          <w:sz w:val="20"/>
-        </w:rPr>
-        <w:t>■ 장르 : 포크, 포크 팝, 싱어송라이터 (Folk, Folk Pop)</w:t>
-        <w:br/>
-      </w:r>
-      <w:r>
-        <w:rPr w:rFonts="맑은 고딕">
-          <w:rFonts w:ascii="맑은 고딕" w:hAnsi="맑은 고딕" w:eastAsia="맑은 고딕"/>
-          <w:b w:val="0"/>
-          <w:sz w:val="20"/>
-        </w:rPr>
-        <w:t>■ 주요 수록곡 : 1. Running for My Life</w:t>
-        <w:br/>
+        <w:t>위치 :  237</w:t>
       </w:r>
     </w:p>
     <w:p>
       <w:pPr>
-        <w:spacing w:after="160"/>
+        <w:spacing w:line="324" w:lineRule="auto" w:before="80" w:after="160"/>
       </w:pPr>
       <w:r>
         <w:rPr w:rFonts="맑은 고딕">
           <w:rFonts w:ascii="맑은 고딕" w:hAnsi="맑은 고딕" w:eastAsia="맑은 고딕"/>
           <w:b/>
           <w:color w:val="1F2937"/>
-          <w:sz w:val="24"/>
+          <w:sz w:val="22"/>
         </w:rPr>
-        <w:t>■ 음반 해설 및 감상 가이드</w:t>
+        <w:t xml:space="preserve">[음반 소개] </w:t>
+      </w:r>
+      <w:r>
+        <w:rPr w:rFonts="맑은 고딕">
+          <w:rFonts w:ascii="맑은 고딕" w:hAnsi="맑은 고딕" w:eastAsia="맑은 고딕"/>
+          <w:b w:val="0"/>
+          <w:sz w:val="21"/>
+        </w:rPr>
       </w:r>
     </w:p>
     <w:p>
       <w:pPr>
-        <w:spacing w:line="312" w:lineRule="auto" w:after="120"/>
+        <w:spacing w:line="324" w:lineRule="auto" w:after="120"/>
       </w:pPr>
       <w:r>
         <w:rPr w:rFonts="맑은 고딕">
@@ -108,51 +61,516 @@
           <w:b w:val="0"/>
           <w:sz w:val="21"/>
         </w:rPr>
-        <w:t>1980년에 발매된 주디 콜린스(Judy Collins)의 통산 15번째 스튜디오 앨범 《Running for My Life》는 1960년대 포크 부흥운동의 상징이었던 그녀가 1980년대라는 새로운 음악적 지평으로 진입하며 선보인 깊은 성숙의 결정체입니다. 일렉트라(Elektra) 레이블을 통해 발표된 이 음반은 특유의 청아한 미성과 높은 음악적 완성도를 바탕으로, 포크 본연의 순수함과 클래시컬한 포크 팝의 우아한 경계를 정교하게 오가는 작품입니다.</w:t>
+        <w:t>주디 콜린스의 은빛 소프라노는 세월의 풍파 속에서도 결코 바래지 않는 순백의 서정과 고결한 기품을 품고 있습니다. 1980년에 상재된 『Running for My Life』는 포크의 순수성을 넘어 브로드웨이의 극적 감수성과 클래시컬 챔버 팝의 우아함을 한 폭의 수채화처럼 결합해 낸 예술적 결실입니다. 삶의 유한함 속에서 진정한 자아를 찾아 질주하는 인간의 내면을 관조적이면서도 웅장한 울림으로 담아내어, 듣는 이의 영혼을 조용히 흔들어 깨우는 수작입니다.</w:t>
       </w:r>
     </w:p>
     <w:p>
       <w:pPr>
-        <w:spacing w:line="312" w:lineRule="auto" w:after="120"/>
+        <w:spacing w:line="324" w:lineRule="auto" w:before="200" w:after="80"/>
       </w:pPr>
+      <w:r>
+        <w:rPr w:rFonts="맑은 고딕">
+          <w:rFonts w:ascii="맑은 고딕" w:hAnsi="맑은 고딕" w:eastAsia="맑은 고딕"/>
+          <w:b/>
+          <w:color w:val="1E3A8A"/>
+          <w:sz w:val="24"/>
+        </w:rPr>
+        <w:t>1. 음반 데이터</w:t>
+      </w:r>
+    </w:p>
+    <w:p>
+      <w:pPr>
+        <w:spacing w:line="324" w:lineRule="auto" w:after="80"/>
+      </w:pPr>
+      <w:r>
+        <w:rPr w:rFonts="맑은 고딕">
+          <w:rFonts w:ascii="맑은 고딕" w:hAnsi="맑은 고딕" w:eastAsia="맑은 고딕"/>
+          <w:b w:val="0"/>
+          <w:color w:val="6B7280"/>
+          <w:sz w:val="21"/>
+        </w:rPr>
+        <w:t xml:space="preserve">· </w:t>
+      </w:r>
+      <w:r>
+        <w:rPr w:rFonts="맑은 고딕">
+          <w:rFonts w:ascii="맑은 고딕" w:hAnsi="맑은 고딕" w:eastAsia="맑은 고딕"/>
+          <w:b/>
+          <w:color w:val="1F2937"/>
+          <w:sz w:val="21"/>
+        </w:rPr>
+        <w:t xml:space="preserve">앨범명: </w:t>
+      </w:r>
       <w:r>
         <w:rPr w:rFonts="맑은 고딕">
           <w:rFonts w:ascii="맑은 고딕" w:hAnsi="맑은 고딕" w:eastAsia="맑은 고딕"/>
           <w:b w:val="0"/>
           <w:sz w:val="21"/>
         </w:rPr>
-        <w:t>본 음반에서 주디 콜린스는 뛰어난 자작곡 능력뿐만 아니라, 스티븐 손드하임(Stephen Sondheim)과 랜디 뉴먼(Randy Newman) 같은 거장 작곡가들의 노래, 그리고 전통 포크송을 아우르는 탁월한 선곡 안목을 보여줍니다. 맑고 투명하면서도 내면의 단단함을 품은 그녀의 보컬은 정갈한 아쿠스틱 피아노와 현악 세션 중심의 편곡과 완벽한 조화를 이루며, 듣는 이로 하여금 고전적인 실내악을 감상하는 듯한 기품 있는 아우라를 전달합니다.</w:t>
+        <w:t>Running for My Life</w:t>
       </w:r>
     </w:p>
     <w:p>
       <w:pPr>
-        <w:spacing w:line="312" w:lineRule="auto" w:after="120"/>
+        <w:spacing w:line="324" w:lineRule="auto" w:after="80"/>
       </w:pPr>
+      <w:r>
+        <w:rPr w:rFonts="맑은 고딕">
+          <w:rFonts w:ascii="맑은 고딕" w:hAnsi="맑은 고딕" w:eastAsia="맑은 고딕"/>
+          <w:b w:val="0"/>
+          <w:color w:val="6B7280"/>
+          <w:sz w:val="21"/>
+        </w:rPr>
+        <w:t xml:space="preserve">· </w:t>
+      </w:r>
+      <w:r>
+        <w:rPr w:rFonts="맑은 고딕">
+          <w:rFonts w:ascii="맑은 고딕" w:hAnsi="맑은 고딕" w:eastAsia="맑은 고딕"/>
+          <w:b/>
+          <w:color w:val="1F2937"/>
+          <w:sz w:val="21"/>
+        </w:rPr>
+        <w:t xml:space="preserve">아티스트: </w:t>
+      </w:r>
       <w:r>
         <w:rPr w:rFonts="맑은 고딕">
           <w:rFonts w:ascii="맑은 고딕" w:hAnsi="맑은 고딕" w:eastAsia="맑은 고딕"/>
           <w:b w:val="0"/>
           <w:sz w:val="21"/>
         </w:rPr>
-        <w:t>타이틀곡인 &lt;Running for My Life&gt;는 인생의 여정과 삶에 대한 관조를 정갈한 피아노 선율 위에 시적으로 풀어낸 수작입니다. 또한 손드하임의 뮤지컬 《스위니 토드》 삽입곡인 &lt;Green Finch and Linnet Bird&gt;에서는 소프라노를 연상시키는 고난도의 클래식적 가창을 선보이며, 랜디 뉴먼의 &lt;Marie&gt;에서는 깊은 슬픔과 서정성을 은은하게 배어내어 곡의 서사성을 극대화합니다. 전통 민요를 재해석한 &lt;Bright Morning Stars&gt; 역시 아날로그 바이닐 LP만의 따스한 울림과 어우러져 깊은 여운을 남깁니다.</w:t>
+        <w:t>Judy Collins (주디 콜린스)</w:t>
       </w:r>
     </w:p>
     <w:p>
       <w:pPr>
-        <w:spacing w:line="312" w:lineRule="auto" w:after="120"/>
+        <w:spacing w:line="324" w:lineRule="auto" w:after="80"/>
       </w:pPr>
+      <w:r>
+        <w:rPr w:rFonts="맑은 고딕">
+          <w:rFonts w:ascii="맑은 고딕" w:hAnsi="맑은 고딕" w:eastAsia="맑은 고딕"/>
+          <w:b w:val="0"/>
+          <w:color w:val="6B7280"/>
+          <w:sz w:val="21"/>
+        </w:rPr>
+        <w:t xml:space="preserve">· </w:t>
+      </w:r>
+      <w:r>
+        <w:rPr w:rFonts="맑은 고딕">
+          <w:rFonts w:ascii="맑은 고딕" w:hAnsi="맑은 고딕" w:eastAsia="맑은 고딕"/>
+          <w:b/>
+          <w:color w:val="1F2937"/>
+          <w:sz w:val="21"/>
+        </w:rPr>
+        <w:t xml:space="preserve">발매 정보: </w:t>
+      </w:r>
       <w:r>
         <w:rPr w:rFonts="맑은 고딕">
           <w:rFonts w:ascii="맑은 고딕" w:hAnsi="맑은 고딕" w:eastAsia="맑은 고딕"/>
           <w:b w:val="0"/>
           <w:sz w:val="21"/>
         </w:rPr>
-        <w:t>《Running for My Life》는 한 시대를 풍미한 거장 보컬리스트의 절제된 예술성과 단아한 감성이 섬세하게 집약된 명반입니다. LP의 정갈한 질감을 통해 전달되는 주디 콜린스의 독보적인 음색은 세월의 흐름에 바래지 않는 영원한 서정성을 담고 있으며, 마음의 평온과 깊은 감동을 찾아가는 음악적 여정을 선사합니다.</w:t>
+        <w:t>1980년 엘렉트라(Elektra) 레코드를 통해 발매된 주디 콜린스의 통산 14번째 정규 스튜디오 앨범으로, 1960년대 모던 포크 리바이벌을 지나 성숙한 예술 가곡의 경지에 도달한 그녀의 후기 음악 세계를 대변하는 음반입니다.</w:t>
+      </w:r>
+    </w:p>
+    <w:p>
+      <w:pPr>
+        <w:spacing w:line="324" w:lineRule="auto" w:after="80"/>
+      </w:pPr>
+      <w:r>
+        <w:rPr w:rFonts="맑은 고딕">
+          <w:rFonts w:ascii="맑은 고딕" w:hAnsi="맑은 고딕" w:eastAsia="맑은 고딕"/>
+          <w:b w:val="0"/>
+          <w:color w:val="6B7280"/>
+          <w:sz w:val="21"/>
+        </w:rPr>
+        <w:t xml:space="preserve">· </w:t>
+      </w:r>
+      <w:r>
+        <w:rPr w:rFonts="맑은 고딕">
+          <w:rFonts w:ascii="맑은 고딕" w:hAnsi="맑은 고딕" w:eastAsia="맑은 고딕"/>
+          <w:b/>
+          <w:color w:val="1F2937"/>
+          <w:sz w:val="21"/>
+        </w:rPr>
+        <w:t xml:space="preserve">LP 인기도(판매량): </w:t>
+      </w:r>
+      <w:r>
+        <w:rPr w:rFonts="맑은 고딕">
+          <w:rFonts w:ascii="맑은 고딕" w:hAnsi="맑은 고딕" w:eastAsia="맑은 고딕"/>
+          <w:b w:val="0"/>
+          <w:sz w:val="21"/>
+        </w:rPr>
+        <w:t>발매 당시 빌보드 200 앨범 차트 142위를 기록하였으며, 80년대 초입 뉴웨이브와 디스코의 거센 물결 속에서도 정통 포크와 보컬 아트를 사랑하는 오디오파일 및 성인 애호가들 사이에서 변함없는 지지를 받으며 롱셀러로 자리매김했습니다.</w:t>
+      </w:r>
+    </w:p>
+    <w:p>
+      <w:pPr>
+        <w:spacing w:line="324" w:lineRule="auto" w:after="80"/>
+      </w:pPr>
+      <w:r>
+        <w:rPr w:rFonts="맑은 고딕">
+          <w:rFonts w:ascii="맑은 고딕" w:hAnsi="맑은 고딕" w:eastAsia="맑은 고딕"/>
+          <w:b w:val="0"/>
+          <w:color w:val="6B7280"/>
+          <w:sz w:val="21"/>
+        </w:rPr>
+        <w:t xml:space="preserve">· </w:t>
+      </w:r>
+      <w:r>
+        <w:rPr w:rFonts="맑은 고딕">
+          <w:rFonts w:ascii="맑은 고딕" w:hAnsi="맑은 고딕" w:eastAsia="맑은 고딕"/>
+          <w:b/>
+          <w:color w:val="1F2937"/>
+          <w:sz w:val="21"/>
+        </w:rPr>
+        <w:t xml:space="preserve">각종 수상경력: </w:t>
+      </w:r>
+      <w:r>
+        <w:rPr w:rFonts="맑은 고딕">
+          <w:rFonts w:ascii="맑은 고딕" w:hAnsi="맑은 고딕" w:eastAsia="맑은 고딕"/>
+          <w:b w:val="0"/>
+          <w:sz w:val="21"/>
+        </w:rPr>
+        <w:t>그래미 어워드 수상자로서의 확고한 명성과 권위를 재확인시켜 준 작품으로, 유수의 음악 평단으로부터 "스티븐 손드하임과 유럽 카바레 음악의 정수를 완벽히 체화해 낸 가장 격조 높은 해석"이라는 찬사를 받았습니다.</w:t>
+      </w:r>
+    </w:p>
+    <w:p>
+      <w:pPr>
+        <w:spacing w:line="324" w:lineRule="auto" w:before="200" w:after="80"/>
+      </w:pPr>
+      <w:r>
+        <w:rPr w:rFonts="맑은 고딕">
+          <w:rFonts w:ascii="맑은 고딕" w:hAnsi="맑은 고딕" w:eastAsia="맑은 고딕"/>
+          <w:b/>
+          <w:color w:val="1E3A8A"/>
+          <w:sz w:val="24"/>
+        </w:rPr>
+        <w:t>2. 아티스트 정보</w:t>
+      </w:r>
+    </w:p>
+    <w:p>
+      <w:pPr>
+        <w:spacing w:line="324" w:lineRule="auto" w:after="80"/>
+      </w:pPr>
+      <w:r>
+        <w:rPr w:rFonts="맑은 고딕">
+          <w:rFonts w:ascii="맑은 고딕" w:hAnsi="맑은 고딕" w:eastAsia="맑은 고딕"/>
+          <w:b w:val="0"/>
+          <w:color w:val="6B7280"/>
+          <w:sz w:val="21"/>
+        </w:rPr>
+        <w:t xml:space="preserve">· </w:t>
+      </w:r>
+      <w:r>
+        <w:rPr w:rFonts="맑은 고딕">
+          <w:rFonts w:ascii="맑은 고딕" w:hAnsi="맑은 고딕" w:eastAsia="맑은 고딕"/>
+          <w:b/>
+          <w:color w:val="1F2937"/>
+          <w:sz w:val="21"/>
+        </w:rPr>
+        <w:t xml:space="preserve">국적: </w:t>
+      </w:r>
+      <w:r>
+        <w:rPr w:rFonts="맑은 고딕">
+          <w:rFonts w:ascii="맑은 고딕" w:hAnsi="맑은 고딕" w:eastAsia="맑은 고딕"/>
+          <w:b w:val="0"/>
+          <w:sz w:val="21"/>
+        </w:rPr>
+        <w:t>미국 (USA)</w:t>
+      </w:r>
+    </w:p>
+    <w:p>
+      <w:pPr>
+        <w:spacing w:line="324" w:lineRule="auto" w:after="80"/>
+      </w:pPr>
+      <w:r>
+        <w:rPr w:rFonts="맑은 고딕">
+          <w:rFonts w:ascii="맑은 고딕" w:hAnsi="맑은 고딕" w:eastAsia="맑은 고딕"/>
+          <w:b w:val="0"/>
+          <w:color w:val="6B7280"/>
+          <w:sz w:val="21"/>
+        </w:rPr>
+        <w:t xml:space="preserve">· </w:t>
+      </w:r>
+      <w:r>
+        <w:rPr w:rFonts="맑은 고딕">
+          <w:rFonts w:ascii="맑은 고딕" w:hAnsi="맑은 고딕" w:eastAsia="맑은 고딕"/>
+          <w:b/>
+          <w:color w:val="1F2937"/>
+          <w:sz w:val="21"/>
+        </w:rPr>
+        <w:t xml:space="preserve">생몰년도: </w:t>
+      </w:r>
+      <w:r>
+        <w:rPr w:rFonts="맑은 고딕">
+          <w:rFonts w:ascii="맑은 고딕" w:hAnsi="맑은 고딕" w:eastAsia="맑은 고딕"/>
+          <w:b w:val="0"/>
+          <w:sz w:val="21"/>
+        </w:rPr>
+        <w:t>1939년 5월 1일 출생 ~ 현재</w:t>
+      </w:r>
+    </w:p>
+    <w:p>
+      <w:pPr>
+        <w:spacing w:line="324" w:lineRule="auto" w:after="80"/>
+      </w:pPr>
+      <w:r>
+        <w:rPr w:rFonts="맑은 고딕">
+          <w:rFonts w:ascii="맑은 고딕" w:hAnsi="맑은 고딕" w:eastAsia="맑은 고딕"/>
+          <w:b w:val="0"/>
+          <w:color w:val="6B7280"/>
+          <w:sz w:val="21"/>
+        </w:rPr>
+        <w:t xml:space="preserve">· </w:t>
+      </w:r>
+      <w:r>
+        <w:rPr w:rFonts="맑은 고딕">
+          <w:rFonts w:ascii="맑은 고딕" w:hAnsi="맑은 고딕" w:eastAsia="맑은 고딕"/>
+          <w:b/>
+          <w:color w:val="1F2937"/>
+          <w:sz w:val="21"/>
+        </w:rPr>
+        <w:t xml:space="preserve">그룹 소속: </w:t>
+      </w:r>
+      <w:r>
+        <w:rPr w:rFonts="맑은 고딕">
+          <w:rFonts w:ascii="맑은 고딕" w:hAnsi="맑은 고딕" w:eastAsia="맑은 고딕"/>
+          <w:b w:val="0"/>
+          <w:sz w:val="21"/>
+        </w:rPr>
+        <w:t>솔로</w:t>
+      </w:r>
+    </w:p>
+    <w:p>
+      <w:pPr>
+        <w:spacing w:line="324" w:lineRule="auto" w:after="80"/>
+      </w:pPr>
+      <w:r>
+        <w:rPr w:rFonts="맑은 고딕">
+          <w:rFonts w:ascii="맑은 고딕" w:hAnsi="맑은 고딕" w:eastAsia="맑은 고딕"/>
+          <w:b w:val="0"/>
+          <w:color w:val="6B7280"/>
+          <w:sz w:val="21"/>
+        </w:rPr>
+        <w:t xml:space="preserve">· </w:t>
+      </w:r>
+      <w:r>
+        <w:rPr w:rFonts="맑은 고딕">
+          <w:rFonts w:ascii="맑은 고딕" w:hAnsi="맑은 고딕" w:eastAsia="맑은 고딕"/>
+          <w:b/>
+          <w:color w:val="1F2937"/>
+          <w:sz w:val="21"/>
+        </w:rPr>
+        <w:t xml:space="preserve">아티스트 소개: </w:t>
+      </w:r>
+      <w:r>
+        <w:rPr w:rFonts="맑은 고딕">
+          <w:rFonts w:ascii="맑은 고딕" w:hAnsi="맑은 고딕" w:eastAsia="맑은 고딕"/>
+          <w:b w:val="0"/>
+          <w:sz w:val="21"/>
+        </w:rPr>
+        <w:t>'은빛 목소리'라는 불멸의 찬사를 받는 주디 콜린스는 클래식 피아노 영재 교육으로 다져진 음악적 소양을 바탕으로 1960년대 포크 르네상스를 주도한 전설적인 아티스트입니다. 레너드 코언과 조니 미첼의 숨은 명곡들을 발굴해 세상에 널리 알린 혜안의 소유자이자, 포크 음악에 실내악 오케스트레이션을 선구적으로 도입하여 대중음악을 순수 예술의 경지로 끌어올린 거장입니다.</w:t>
+      </w:r>
+    </w:p>
+    <w:p>
+      <w:pPr>
+        <w:spacing w:line="324" w:lineRule="auto" w:before="200" w:after="80"/>
+      </w:pPr>
+      <w:r>
+        <w:rPr w:rFonts="맑은 고딕">
+          <w:rFonts w:ascii="맑은 고딕" w:hAnsi="맑은 고딕" w:eastAsia="맑은 고딕"/>
+          <w:b/>
+          <w:color w:val="1E3A8A"/>
+          <w:sz w:val="24"/>
+        </w:rPr>
+        <w:t>3. 음반 상세 분석</w:t>
+      </w:r>
+    </w:p>
+    <w:p>
+      <w:pPr>
+        <w:spacing w:line="324" w:lineRule="auto" w:after="80"/>
+      </w:pPr>
+      <w:r>
+        <w:rPr w:rFonts="맑은 고딕">
+          <w:rFonts w:ascii="맑은 고딕" w:hAnsi="맑은 고딕" w:eastAsia="맑은 고딕"/>
+          <w:b w:val="0"/>
+          <w:color w:val="6B7280"/>
+          <w:sz w:val="21"/>
+        </w:rPr>
+        <w:t xml:space="preserve">· </w:t>
+      </w:r>
+      <w:r>
+        <w:rPr w:rFonts="맑은 고딕">
+          <w:rFonts w:ascii="맑은 고딕" w:hAnsi="맑은 고딕" w:eastAsia="맑은 고딕"/>
+          <w:b/>
+          <w:color w:val="1F2937"/>
+          <w:sz w:val="21"/>
+        </w:rPr>
+        <w:t xml:space="preserve">역사적 위치: </w:t>
+      </w:r>
+      <w:r>
+        <w:rPr w:rFonts="맑은 고딕">
+          <w:rFonts w:ascii="맑은 고딕" w:hAnsi="맑은 고딕" w:eastAsia="맑은 고딕"/>
+          <w:b w:val="0"/>
+          <w:sz w:val="21"/>
+        </w:rPr>
+        <w:t>본작은 60년대의 저항적 순수성과 70년대의 서정적인 싱어송라이터 시대를 거쳐, 80년대라는 새로운 전환기를 맞이한 주디 콜린스의 자전적 고백이자 음악적 완성을 보여주는 작품입니다. 자작곡뿐만 아니라 손드하임의 뮤지컬 넘버와 자크 브렐의 샹송을 유려하게 배치함으로써, 대중가요가 도달할 수 있는 '아트 팝(Art Pop)'의 최고조를 증명하며 음악사적으로 클래식과 팝의 완벽한 조화를 이룩했습니다.</w:t>
+      </w:r>
+    </w:p>
+    <w:p>
+      <w:pPr>
+        <w:spacing w:line="324" w:lineRule="auto" w:after="80"/>
+      </w:pPr>
+      <w:r>
+        <w:rPr w:rFonts="맑은 고딕">
+          <w:rFonts w:ascii="맑은 고딕" w:hAnsi="맑은 고딕" w:eastAsia="맑은 고딕"/>
+          <w:b w:val="0"/>
+          <w:color w:val="6B7280"/>
+          <w:sz w:val="21"/>
+        </w:rPr>
+        <w:t xml:space="preserve">· </w:t>
+      </w:r>
+      <w:r>
+        <w:rPr w:rFonts="맑은 고딕">
+          <w:rFonts w:ascii="맑은 고딕" w:hAnsi="맑은 고딕" w:eastAsia="맑은 고딕"/>
+          <w:b/>
+          <w:color w:val="1F2937"/>
+          <w:sz w:val="21"/>
+        </w:rPr>
+        <w:t xml:space="preserve">시대의 흔적(스토리텔링): </w:t>
+      </w:r>
+      <w:r>
+        <w:rPr w:rFonts="맑은 고딕">
+          <w:rFonts w:ascii="맑은 고딕" w:hAnsi="맑은 고딕" w:eastAsia="맑은 고딕"/>
+          <w:b w:val="0"/>
+          <w:sz w:val="21"/>
+        </w:rPr>
+        <w:t>신디사이저와 기계적 비트가 주류를 차지하기 시작하던 1980년의 차가운 도심 속에서, 이 음반은 아날로그 어쿠스틱 악기들의 숨결과 진솔한 육성으로 시대의 균열을 메웠습니다. 쉼 없이 앞만 보고 내달려온 당대 청춘들과 중년 세대에게 삶을 되돌아볼 수 있는 고요한 쉼터를 제공하며, 내면의 고독을 어루만지는 숭고한 서사시로 기억되었습니다.</w:t>
+      </w:r>
+    </w:p>
+    <w:p>
+      <w:pPr>
+        <w:spacing w:line="324" w:lineRule="auto" w:before="200" w:after="80"/>
+      </w:pPr>
+      <w:r>
+        <w:rPr w:rFonts="맑은 고딕">
+          <w:rFonts w:ascii="맑은 고딕" w:hAnsi="맑은 고딕" w:eastAsia="맑은 고딕"/>
+          <w:b/>
+          <w:color w:val="1E3A8A"/>
+          <w:sz w:val="24"/>
+        </w:rPr>
+        <w:t>4. 주요 수록곡 및 감상 제언</w:t>
+      </w:r>
+    </w:p>
+    <w:p>
+      <w:pPr>
+        <w:spacing w:line="324" w:lineRule="auto" w:after="80"/>
+      </w:pPr>
+      <w:r>
+        <w:rPr w:rFonts="맑은 고딕">
+          <w:rFonts w:ascii="맑은 고딕" w:hAnsi="맑은 고딕" w:eastAsia="맑은 고딕"/>
+          <w:b w:val="0"/>
+          <w:color w:val="6B7280"/>
+          <w:sz w:val="21"/>
+        </w:rPr>
+        <w:t xml:space="preserve">· </w:t>
+      </w:r>
+      <w:r>
+        <w:rPr w:rFonts="맑은 고딕">
+          <w:rFonts w:ascii="맑은 고딕" w:hAnsi="맑은 고딕" w:eastAsia="맑은 고딕"/>
+          <w:b/>
+          <w:color w:val="1F2937"/>
+          <w:sz w:val="21"/>
+        </w:rPr>
+        <w:t xml:space="preserve">주요 수록곡 특징: </w:t>
+      </w:r>
+      <w:r>
+        <w:rPr w:rFonts="맑은 고딕">
+          <w:rFonts w:ascii="맑은 고딕" w:hAnsi="맑은 고딕" w:eastAsia="맑은 고딕"/>
+          <w:b w:val="0"/>
+          <w:sz w:val="21"/>
+        </w:rPr>
+        <w:t>자전적 통찰이 빛나는 타이틀곡 "Running for My Life"는 질주하는 피아노 반주 위에 얹힌 결연한 보컬이 돋보이며, 스티븐 손드하임의 뮤지컬 &lt;스위니 토드&gt; 수록곡인 "Green Finch and Linnet Bird"에서는 한 마리 새의 날갯짓처럼 눈부신 콜로라투라적 기교를 들려줍니다. 또한 자크 브렐의 "Marieke"에서는 유럽적 애수와 격정을 극적인 드라마투르기로 완벽히 재현해 냅니다.</w:t>
+      </w:r>
+    </w:p>
+    <w:p>
+      <w:pPr>
+        <w:spacing w:line="324" w:lineRule="auto" w:after="80"/>
+      </w:pPr>
+      <w:r>
+        <w:rPr w:rFonts="맑은 고딕">
+          <w:rFonts w:ascii="맑은 고딕" w:hAnsi="맑은 고딕" w:eastAsia="맑은 고딕"/>
+          <w:b w:val="0"/>
+          <w:color w:val="6B7280"/>
+          <w:sz w:val="21"/>
+        </w:rPr>
+        <w:t xml:space="preserve">· </w:t>
+      </w:r>
+      <w:r>
+        <w:rPr w:rFonts="맑은 고딕">
+          <w:rFonts w:ascii="맑은 고딕" w:hAnsi="맑은 고딕" w:eastAsia="맑은 고딕"/>
+          <w:b/>
+          <w:color w:val="1F2937"/>
+          <w:sz w:val="21"/>
+        </w:rPr>
+        <w:t xml:space="preserve">빈티지 감상 제언: </w:t>
+      </w:r>
+      <w:r>
+        <w:rPr w:rFonts="맑은 고딕">
+          <w:rFonts w:ascii="맑은 고딕" w:hAnsi="맑은 고딕" w:eastAsia="맑은 고딕"/>
+          <w:b w:val="0"/>
+          <w:sz w:val="21"/>
+        </w:rPr>
+        <w:t>진공관 앰프 특유의 포근한 배음과 아날로그 턴테이블 카트리지가 긁어내는 섬세한 결을 통해 감상할 때 본작의 진가가 온전히 드러납니다. 주디 콜린스의 티 없이 맑은 소프라노가 공간을 가르고, 그 뒤를 받치는 현악 앙상블의 풍성한 잔향이 방 안을 가득 채우며 마치 개인 살롱 콘서트의 로열석에 앉아 있는 듯한 감동을 선사합니다.</w:t>
+      </w:r>
+    </w:p>
+    <w:p>
+      <w:pPr>
+        <w:spacing w:line="324" w:lineRule="auto" w:after="80"/>
+      </w:pPr>
+      <w:r>
+        <w:rPr w:rFonts="맑은 고딕">
+          <w:rFonts w:ascii="맑은 고딕" w:hAnsi="맑은 고딕" w:eastAsia="맑은 고딕"/>
+          <w:b w:val="0"/>
+          <w:color w:val="6B7280"/>
+          <w:sz w:val="21"/>
+        </w:rPr>
+        <w:t xml:space="preserve">· </w:t>
+      </w:r>
+      <w:r>
+        <w:rPr w:rFonts="맑은 고딕">
+          <w:rFonts w:ascii="맑은 고딕" w:hAnsi="맑은 고딕" w:eastAsia="맑은 고딕"/>
+          <w:b/>
+          <w:color w:val="1F2937"/>
+          <w:sz w:val="21"/>
+        </w:rPr>
+        <w:t xml:space="preserve">소장 가치: </w:t>
+      </w:r>
+      <w:r>
+        <w:rPr w:rFonts="맑은 고딕">
+          <w:rFonts w:ascii="맑은 고딕" w:hAnsi="맑은 고딕" w:eastAsia="맑은 고딕"/>
+          <w:b w:val="0"/>
+          <w:sz w:val="21"/>
+        </w:rPr>
+        <w:t>디지털의 인위적인 음압으로는 결코 흉내 낼 수 없는 1980년대 엘렉트라 프레싱 특유의 따스한 공간감과 정교한 사운드 스테이지를 품고 있습니다. 시대를 초월한 보컬의 예술성과 정통 아날로그 음향의 미학을 동시에 간직한 음반으로, 격조 높은 음악을 추구하는 LP 컬렉터라면 필히 서가에 갖추어야 할 음반입니다.</w:t>
+      </w:r>
+    </w:p>
+    <w:p>
+      <w:pPr>
+        <w:spacing w:line="324" w:lineRule="auto" w:after="120" w:before="160"/>
+      </w:pPr>
+      <w:r>
+        <w:rPr w:rFonts="맑은 고딕">
+          <w:rFonts w:ascii="맑은 고딕" w:hAnsi="맑은 고딕" w:eastAsia="맑은 고딕"/>
+          <w:b/>
+          <w:color w:val="4338CA"/>
+          <w:sz w:val="21"/>
+        </w:rPr>
+        <w:t>이 음반을 통해 고결한 은빛 목소리와 클래시컬한 현악 앙상블이 시대를 초월하여 전해주는 감동을 다시 한번 경험해 보시는 것은 어떨까요?</w:t>
       </w:r>
     </w:p>
     <w:sectPr>
       <w:pgSz w:w="12240" w:h="15840"/>
-      <w:pgMar w:top="1440" w:right="1440" w:bottom="1440" w:left="1440" w:header="720" w:footer="720" w:gutter="0"/>
+      <w:pgMar w:top="1152" w:right="1296" w:bottom="1152" w:left="1296" w:header="720" w:footer="720" w:gutter="0"/>
       <w:cols w:space="720"/>
       <w:docGrid w:linePitch="360"/>
     </w:sectPr>

--- a/word_reports/LP_0197_위치_237_Judy Collins_Running for .docx
+++ b/word_reports/LP_0197_위치_237_Judy Collins_Running for .docx
@@ -32,7 +32,7 @@
     </w:p>
     <w:p>
       <w:pPr>
-        <w:spacing w:line="324" w:lineRule="auto" w:before="80" w:after="160"/>
+        <w:spacing w:line="324" w:lineRule="auto" w:before="80" w:after="120"/>
       </w:pPr>
       <w:r>
         <w:rPr w:rFonts="맑은 고딕">
@@ -42,13 +42,6 @@
           <w:sz w:val="22"/>
         </w:rPr>
         <w:t xml:space="preserve">[음반 소개] </w:t>
-      </w:r>
-      <w:r>
-        <w:rPr w:rFonts="맑은 고딕">
-          <w:rFonts w:ascii="맑은 고딕" w:hAnsi="맑은 고딕" w:eastAsia="맑은 고딕"/>
-          <w:b w:val="0"/>
-          <w:sz w:val="21"/>
-        </w:rPr>
       </w:r>
     </w:p>
     <w:p>
@@ -61,7 +54,46 @@
           <w:b w:val="0"/>
           <w:sz w:val="21"/>
         </w:rPr>
-        <w:t>주디 콜린스의 은빛 소프라노는 세월의 풍파 속에서도 결코 바래지 않는 순백의 서정과 고결한 기품을 품고 있습니다. 1980년에 상재된 『Running for My Life』는 포크의 순수성을 넘어 브로드웨이의 극적 감수성과 클래시컬 챔버 팝의 우아함을 한 폭의 수채화처럼 결합해 낸 예술적 결실입니다. 삶의 유한함 속에서 진정한 자아를 찾아 질주하는 인간의 내면을 관조적이면서도 웅장한 울림으로 담아내어, 듣는 이의 영혼을 조용히 흔들어 깨우는 수작입니다.</w:t>
+        <w:t>1960년대 뉴욕 그리니치 빌리지의 포크 리바이벌 물결 속에서 크리스털처럼 맑고 청아한 목소리로 시대를 위로했던 주디 콜린스(Judy Collins)는, 1980년에 이르러 한층 더 깊어진 내면의 풍경을 담은 명반 [Running for My Life]를 세상에 내놓았습니다. 1970년대 중반 ‘Send in the Clowns’의 대성공으로 대중음악과 뮤지컬, 정통 클래식의 경계를 허물었던 그녀는, 1980년대라는 새로운 10년의 문턱에서 보다 자전적이고 성숙한 예술적 결단을 이 앨범에 아로새겼습니다.</w:t>
+      </w:r>
+    </w:p>
+    <w:p>
+      <w:pPr>
+        <w:spacing w:line="324" w:lineRule="auto" w:after="120"/>
+      </w:pPr>
+      <w:r>
+        <w:rPr w:rFonts="맑은 고딕">
+          <w:rFonts w:ascii="맑은 고딕" w:hAnsi="맑은 고딕" w:eastAsia="맑은 고딕"/>
+          <w:b w:val="0"/>
+          <w:sz w:val="21"/>
+        </w:rPr>
+        <w:t>본 작은 치열했던 삶의 궤적을 돌아보고 다시금 내면의 자유를 향해 나아가려는 한 예술가의 솔직 담백한 고백록과도 같습니다. 앨범의 타이틀곡 ‘Running for My Life’를 비롯해 직접 펜을 든 자작곡들에서는 세월의 풍파를 견뎌낸 자만이 가질 수 있는 단단한 자의식과 유려한 서정성이 빛을 발합니다. 더불어 현대 뮤지컬의 거장 스티븐 손드하임(Stephen Sondheim)의 작품과 랜디 뉴먼의 곡을 아우르는 탁월한 선곡안은, 단순한 보컬리스트를 넘어 위대한 곡 해석자(Song Stylist)로서의 콜린스의 위상을 다시금 입증해 줍니다.</w:t>
+      </w:r>
+    </w:p>
+    <w:p>
+      <w:pPr>
+        <w:spacing w:line="324" w:lineRule="auto" w:after="120"/>
+      </w:pPr>
+      <w:r>
+        <w:rPr w:rFonts="맑은 고딕">
+          <w:rFonts w:ascii="맑은 고딕" w:hAnsi="맑은 고딕" w:eastAsia="맑은 고딕"/>
+          <w:b w:val="0"/>
+          <w:sz w:val="21"/>
+        </w:rPr>
+        <w:t>음악적으로는 섬세한 실내악적 현악 편곡과 절제된 피아노 터치, 그리고 포크의 소박한 흙내음이 완벽한 조화를 이룹니다. 화려한 전자음과 디스코, 신스팝이 물결치기 시작하던 1980년의 음악 씬에서, 주디 콜린스는 어쿠스틱 사운드의 순수함과 문학적 노랫말의 품격을 굳건히 지켜냈습니다. 그녀의 시대를 초월한 벨칸토적 소프라노는 차가운 현실의 공기 속에서도 듣는 이의 영혼을 어루만지는 따스한 위안의 온도를 품고 있습니다.</w:t>
+      </w:r>
+    </w:p>
+    <w:p>
+      <w:pPr>
+        <w:spacing w:line="324" w:lineRule="auto" w:after="120"/>
+      </w:pPr>
+      <w:r>
+        <w:rPr w:rFonts="맑은 고딕">
+          <w:rFonts w:ascii="맑은 고딕" w:hAnsi="맑은 고딕" w:eastAsia="맑은 고딕"/>
+          <w:b w:val="0"/>
+          <w:sz w:val="21"/>
+        </w:rPr>
+        <w:t>반세기가 지난 오늘날에도 이 음반이 각별한 울림을 주는 까닭은, 인생이라는 긴 여정 속에서 흔들리고 방황하면서도 끝내 자신의 빛을 잃지 않으려 했던 한 인간의 숭고한 호흡이 고스란히 담겨 있기 때문입니다. 단아하면서도 깊은 슬픔을 정제된 아름다움으로 승화시킨 이 앨범은 주디 콜린스 디스코그래피 중에서도 가장 지적이고 우아한 보석으로 손꼽힙니다.</w:t>
       </w:r>
     </w:p>
     <w:p>
@@ -168,7 +200,7 @@
           <w:b w:val="0"/>
           <w:sz w:val="21"/>
         </w:rPr>
-        <w:t>1980년 엘렉트라(Elektra) 레코드를 통해 발매된 주디 콜린스의 통산 14번째 정규 스튜디오 앨범으로, 1960년대 모던 포크 리바이벌을 지나 성숙한 예술 가곡의 경지에 도달한 그녀의 후기 음악 세계를 대변하는 음반입니다.</w:t>
+        <w:t>1980년 미국의 명문 레이블 엘렉트라 레코드(Elektra Records)를 통해 발매된 주디 콜린스의 14번째 정규 스튜디오 앨범으로, 포크와 챔버 팝의 원숙한 결합을 보여주는 수작.</w:t>
       </w:r>
     </w:p>
     <w:p>
@@ -199,7 +231,7 @@
           <w:b w:val="0"/>
           <w:sz w:val="21"/>
         </w:rPr>
-        <w:t>발매 당시 빌보드 200 앨범 차트 142위를 기록하였으며, 80년대 초입 뉴웨이브와 디스코의 거센 물결 속에서도 정통 포크와 보컬 아트를 사랑하는 오디오파일 및 성인 애호가들 사이에서 변함없는 지지를 받으며 롱셀러로 자리매김했습니다.</w:t>
+        <w:t>발매 당시 빌보드 200 앨범 차트에 진입하여 순항하였으며, 상업적 열풍을 넘어 성인 취향의 어덜트 컨템포러리 및 오디오파일 애호가 층에서 오랫동안 사랑받은 스테디셀러.</w:t>
       </w:r>
     </w:p>
     <w:p>
@@ -230,7 +262,7 @@
           <w:b w:val="0"/>
           <w:sz w:val="21"/>
         </w:rPr>
-        <w:t>그래미 어워드 수상자로서의 확고한 명성과 권위를 재확인시켜 준 작품으로, 유수의 음악 평단으로부터 "스티븐 손드하임과 유럽 카바레 음악의 정수를 완벽히 체화해 낸 가장 격조 높은 해석"이라는 찬사를 받았습니다.</w:t>
+        <w:t>그래미 어워드 수상자로서의 독보적 위상을 재확인시켰으며, 음악 평단으로부터 손드하임 뮤지컬 넘버의 모범적 재해석과 높은 문학적 완성도에 대해 극찬을 받음.</w:t>
       </w:r>
     </w:p>
     <w:p>
@@ -275,7 +307,7 @@
           <w:b w:val="0"/>
           <w:sz w:val="21"/>
         </w:rPr>
-        <w:t>미국 (USA)</w:t>
+        <w:t>미국</w:t>
       </w:r>
     </w:p>
     <w:p>
@@ -306,7 +338,7 @@
           <w:b w:val="0"/>
           <w:sz w:val="21"/>
         </w:rPr>
-        <w:t>1939년 5월 1일 출생 ~ 현재</w:t>
+        <w:t>1939년 5월 1일 ~ 현재</w:t>
       </w:r>
     </w:p>
     <w:p>
@@ -368,7 +400,7 @@
           <w:b w:val="0"/>
           <w:sz w:val="21"/>
         </w:rPr>
-        <w:t>'은빛 목소리'라는 불멸의 찬사를 받는 주디 콜린스는 클래식 피아노 영재 교육으로 다져진 음악적 소양을 바탕으로 1960년대 포크 르네상스를 주도한 전설적인 아티스트입니다. 레너드 코언과 조니 미첼의 숨은 명곡들을 발굴해 세상에 널리 알린 혜안의 소유자이자, 포크 음악에 실내악 오케스트레이션을 선구적으로 도입하여 대중음악을 순수 예술의 경지로 끌어올린 거장입니다.</w:t>
+        <w:t>은쟁반에 옥구슬이 굴러가는 듯한 맑고 투명한 미성과 완벽한 프레이징을 자랑하는 미국의 전설적인 음유시인. 밥 딜런, 레너드 코언, 조니 미첼 등의 초기 걸작들을 세상에 알리는 가교 역할을 했으며, 포크·팝·클래식을 아우르는 20세기 포크 르네상스의 상징적 보컬리스트.</w:t>
       </w:r>
     </w:p>
     <w:p>
@@ -413,7 +445,7 @@
           <w:b w:val="0"/>
           <w:sz w:val="21"/>
         </w:rPr>
-        <w:t>본작은 60년대의 저항적 순수성과 70년대의 서정적인 싱어송라이터 시대를 거쳐, 80년대라는 새로운 전환기를 맞이한 주디 콜린스의 자전적 고백이자 음악적 완성을 보여주는 작품입니다. 자작곡뿐만 아니라 손드하임의 뮤지컬 넘버와 자크 브렐의 샹송을 유려하게 배치함으로써, 대중가요가 도달할 수 있는 '아트 팝(Art Pop)'의 최고조를 증명하며 음악사적으로 클래식과 팝의 완벽한 조화를 이룩했습니다.</w:t>
+        <w:t>1960년대 순수 포크의 순수성과 1970년대 세련된 팝 사운드를 거쳐, 80년대라는 전환기에 발표된 주디 콜린스의 지적이고 원숙한 예술적 정점을 보여주는 앨범.</w:t>
       </w:r>
     </w:p>
     <w:p>
@@ -444,7 +476,7 @@
           <w:b w:val="0"/>
           <w:sz w:val="21"/>
         </w:rPr>
-        <w:t>신디사이저와 기계적 비트가 주류를 차지하기 시작하던 1980년의 차가운 도심 속에서, 이 음반은 아날로그 어쿠스틱 악기들의 숨결과 진솔한 육성으로 시대의 균열을 메웠습니다. 쉼 없이 앞만 보고 내달려온 당대 청춘들과 중년 세대에게 삶을 되돌아볼 수 있는 고요한 쉼터를 제공하며, 내면의 고독을 어루만지는 숭고한 서사시로 기억되었습니다.</w:t>
+        <w:t>1970년대의 급격한 사회문화적 변혁을 지나온 세대들이 느꼈던 삶의 피로와 실존적 회복에 대한 갈망을 정갈한 어쿠스틱 사운드에 담아내어, 당대 청년과 지식인들에게 깊은 정서적 안식처를 제공함.</w:t>
       </w:r>
     </w:p>
     <w:p>
@@ -489,7 +521,7 @@
           <w:b w:val="0"/>
           <w:sz w:val="21"/>
         </w:rPr>
-        <w:t>자전적 통찰이 빛나는 타이틀곡 "Running for My Life"는 질주하는 피아노 반주 위에 얹힌 결연한 보컬이 돋보이며, 스티븐 손드하임의 뮤지컬 &lt;스위니 토드&gt; 수록곡인 "Green Finch and Linnet Bird"에서는 한 마리 새의 날갯짓처럼 눈부신 콜로라투라적 기교를 들려줍니다. 또한 자크 브렐의 "Marieke"에서는 유럽적 애수와 격정을 극적인 드라마투르기로 완벽히 재현해 냅니다.</w:t>
+        <w:t>삶의 속도와 자유를 담담하게 노래한 자작 타이틀곡 ‘Running for My Life’, 랜디 뉴먼의 서정성을 극대화한 ‘Marie’, 뮤지컬 &lt;스위니 토드&gt;의 명곡을 완벽한 가곡 형태로 승화시킨 ‘Green Finch and Linnet Bird’ 및 ‘Pretty Women’, 그리고 맑은 감수성이 돋보이는 ‘The Rainbow Connection’ 등이 백미를 이룸.</w:t>
       </w:r>
     </w:p>
     <w:p>
@@ -520,7 +552,7 @@
           <w:b w:val="0"/>
           <w:sz w:val="21"/>
         </w:rPr>
-        <w:t>진공관 앰프 특유의 포근한 배음과 아날로그 턴테이블 카트리지가 긁어내는 섬세한 결을 통해 감상할 때 본작의 진가가 온전히 드러납니다. 주디 콜린스의 티 없이 맑은 소프라노가 공간을 가르고, 그 뒤를 받치는 현악 앙상블의 풍성한 잔향이 방 안을 가득 채우며 마치 개인 살롱 콘서트의 로열석에 앉아 있는 듯한 감동을 선사합니다.</w:t>
+        <w:t>진공관 앰프 특유의 두툼하고 따스한 질감과 결합할 때, 주디 콜린스의 청명한 소프라노 고음역이 쏘지 않고 비단결처럼 부드럽게 펼쳐짐. 피아노 타건의 잔향과 현악 앙상블의 숨결을 포착할 수 있는 고해상도 아날로그 턴테이블 시스템에서의 감상을 권장.</w:t>
       </w:r>
     </w:p>
     <w:p>
@@ -551,7 +583,7 @@
           <w:b w:val="0"/>
           <w:sz w:val="21"/>
         </w:rPr>
-        <w:t>디지털의 인위적인 음압으로는 결코 흉내 낼 수 없는 1980년대 엘렉트라 프레싱 특유의 따스한 공간감과 정교한 사운드 스테이지를 품고 있습니다. 시대를 초월한 보컬의 예술성과 정통 아날로그 음향의 미학을 동시에 간직한 음반으로, 격조 높은 음악을 추구하는 LP 컬렉터라면 필히 서가에 갖추어야 할 음반입니다.</w:t>
+        <w:t>엘렉트라 특유의 정교한 아날로그 마스터링이 돋보이는 음반으로, 포크와 브로드웨이 음악을 사랑하는 컬렉터라면 필히 턴테이블 곁에 비치해 두어야 할 높은 예술적 소장 가치를 지님.</w:t>
       </w:r>
     </w:p>
     <w:p>
@@ -565,7 +597,7 @@
           <w:color w:val="4338CA"/>
           <w:sz w:val="21"/>
         </w:rPr>
-        <w:t>이 음반을 통해 고결한 은빛 목소리와 클래시컬한 현악 앙상블이 시대를 초월하여 전해주는 감동을 다시 한번 경험해 보시는 것은 어떨까요?</w:t>
+        <w:t>이 음반을 통해 세월의 물결 속에서도 영롱하게 빛나는 목소리가 전해주는 감동을 다시 한번 경험해 보시는 것은 어떨까요?</w:t>
       </w:r>
     </w:p>
     <w:sectPr>
